--- a/tillsyn/A 59769-2025 tillsynsbegäran.docx
+++ b/tillsyn/A 59769-2025 tillsynsbegäran.docx
@@ -338,7 +338,7 @@
     <w:r>
       <w:tab/>
       <w:tab/>
-      <w:t>2025-12-08</w:t>
+      <w:t>2025-12-09</w:t>
       <w:br/>
       <w:br/>
     </w:r>

--- a/tillsyn/A 59769-2025 tillsynsbegäran.docx
+++ b/tillsyn/A 59769-2025 tillsynsbegäran.docx
@@ -338,7 +338,7 @@
     <w:r>
       <w:tab/>
       <w:tab/>
-      <w:t>2025-12-09</w:t>
+      <w:t>2025-12-10</w:t>
       <w:br/>
       <w:br/>
     </w:r>

--- a/tillsyn/A 59769-2025 tillsynsbegäran.docx
+++ b/tillsyn/A 59769-2025 tillsynsbegäran.docx
@@ -338,7 +338,7 @@
     <w:r>
       <w:tab/>
       <w:tab/>
-      <w:t>2025-12-10</w:t>
+      <w:t>2025-12-11</w:t>
       <w:br/>
       <w:br/>
     </w:r>

--- a/tillsyn/A 59769-2025 tillsynsbegäran.docx
+++ b/tillsyn/A 59769-2025 tillsynsbegäran.docx
@@ -338,7 +338,7 @@
     <w:r>
       <w:tab/>
       <w:tab/>
-      <w:t>2025-12-11</w:t>
+      <w:t>2025-12-12</w:t>
       <w:br/>
       <w:br/>
     </w:r>

--- a/tillsyn/A 59769-2025 tillsynsbegäran.docx
+++ b/tillsyn/A 59769-2025 tillsynsbegäran.docx
@@ -338,7 +338,7 @@
     <w:r>
       <w:tab/>
       <w:tab/>
-      <w:t>2025-12-12</w:t>
+      <w:t>2025-12-13</w:t>
       <w:br/>
       <w:br/>
     </w:r>

--- a/tillsyn/A 59769-2025 tillsynsbegäran.docx
+++ b/tillsyn/A 59769-2025 tillsynsbegäran.docx
@@ -338,7 +338,7 @@
     <w:r>
       <w:tab/>
       <w:tab/>
-      <w:t>2025-12-19</w:t>
+      <w:t>2025-12-20</w:t>
       <w:br/>
       <w:br/>
     </w:r>

--- a/tillsyn/A 59769-2025 tillsynsbegäran.docx
+++ b/tillsyn/A 59769-2025 tillsynsbegäran.docx
@@ -338,7 +338,7 @@
     <w:r>
       <w:tab/>
       <w:tab/>
-      <w:t>2025-12-20</w:t>
+      <w:t>2025-12-21</w:t>
       <w:br/>
       <w:br/>
     </w:r>

--- a/tillsyn/A 59769-2025 tillsynsbegäran.docx
+++ b/tillsyn/A 59769-2025 tillsynsbegäran.docx
@@ -338,7 +338,7 @@
     <w:r>
       <w:tab/>
       <w:tab/>
-      <w:t>2025-12-21</w:t>
+      <w:t>2025-12-22</w:t>
       <w:br/>
       <w:br/>
     </w:r>

--- a/tillsyn/A 59769-2025 tillsynsbegäran.docx
+++ b/tillsyn/A 59769-2025 tillsynsbegäran.docx
@@ -338,7 +338,7 @@
     <w:r>
       <w:tab/>
       <w:tab/>
-      <w:t>2025-12-22</w:t>
+      <w:t>2025-12-26</w:t>
       <w:br/>
       <w:br/>
     </w:r>

--- a/tillsyn/A 59769-2025 tillsynsbegäran.docx
+++ b/tillsyn/A 59769-2025 tillsynsbegäran.docx
@@ -338,7 +338,7 @@
     <w:r>
       <w:tab/>
       <w:tab/>
-      <w:t>2025-12-26</w:t>
+      <w:t>2025-12-28</w:t>
       <w:br/>
       <w:br/>
     </w:r>

--- a/tillsyn/A 59769-2025 tillsynsbegäran.docx
+++ b/tillsyn/A 59769-2025 tillsynsbegäran.docx
@@ -338,7 +338,7 @@
     <w:r>
       <w:tab/>
       <w:tab/>
-      <w:t>2025-12-28</w:t>
+      <w:t>2025-12-29</w:t>
       <w:br/>
       <w:br/>
     </w:r>

--- a/tillsyn/A 59769-2025 tillsynsbegäran.docx
+++ b/tillsyn/A 59769-2025 tillsynsbegäran.docx
@@ -338,7 +338,7 @@
     <w:r>
       <w:tab/>
       <w:tab/>
-      <w:t>2025-12-29</w:t>
+      <w:t>2025-12-30</w:t>
       <w:br/>
       <w:br/>
     </w:r>

--- a/tillsyn/A 59769-2025 tillsynsbegäran.docx
+++ b/tillsyn/A 59769-2025 tillsynsbegäran.docx
@@ -338,7 +338,7 @@
     <w:r>
       <w:tab/>
       <w:tab/>
-      <w:t>2025-12-30</w:t>
+      <w:t>2025-12-31</w:t>
       <w:br/>
       <w:br/>
     </w:r>

--- a/tillsyn/A 59769-2025 tillsynsbegäran.docx
+++ b/tillsyn/A 59769-2025 tillsynsbegäran.docx
@@ -338,7 +338,7 @@
     <w:r>
       <w:tab/>
       <w:tab/>
-      <w:t>2025-12-31</w:t>
+      <w:t>2026-01-03</w:t>
       <w:br/>
       <w:br/>
     </w:r>

--- a/tillsyn/A 59769-2025 tillsynsbegäran.docx
+++ b/tillsyn/A 59769-2025 tillsynsbegäran.docx
@@ -338,7 +338,7 @@
     <w:r>
       <w:tab/>
       <w:tab/>
-      <w:t>2026-01-07</w:t>
+      <w:t>2026-01-08</w:t>
       <w:br/>
       <w:br/>
     </w:r>

--- a/tillsyn/A 59769-2025 tillsynsbegäran.docx
+++ b/tillsyn/A 59769-2025 tillsynsbegäran.docx
@@ -338,7 +338,7 @@
     <w:r>
       <w:tab/>
       <w:tab/>
-      <w:t>2026-01-08</w:t>
+      <w:t>2026-01-09</w:t>
       <w:br/>
       <w:br/>
     </w:r>

--- a/tillsyn/A 59769-2025 tillsynsbegäran.docx
+++ b/tillsyn/A 59769-2025 tillsynsbegäran.docx
@@ -338,7 +338,7 @@
     <w:r>
       <w:tab/>
       <w:tab/>
-      <w:t>2026-01-09</w:t>
+      <w:t>2026-01-10</w:t>
       <w:br/>
       <w:br/>
     </w:r>

--- a/tillsyn/A 59769-2025 tillsynsbegäran.docx
+++ b/tillsyn/A 59769-2025 tillsynsbegäran.docx
@@ -338,7 +338,7 @@
     <w:r>
       <w:tab/>
       <w:tab/>
-      <w:t>2026-01-10</w:t>
+      <w:t>2026-01-11</w:t>
       <w:br/>
       <w:br/>
     </w:r>

--- a/tillsyn/A 59769-2025 tillsynsbegäran.docx
+++ b/tillsyn/A 59769-2025 tillsynsbegäran.docx
@@ -338,7 +338,7 @@
     <w:r>
       <w:tab/>
       <w:tab/>
-      <w:t>2026-01-11</w:t>
+      <w:t>2026-01-12</w:t>
       <w:br/>
       <w:br/>
     </w:r>

--- a/tillsyn/A 59769-2025 tillsynsbegäran.docx
+++ b/tillsyn/A 59769-2025 tillsynsbegäran.docx
@@ -338,7 +338,7 @@
     <w:r>
       <w:tab/>
       <w:tab/>
-      <w:t>2026-01-12</w:t>
+      <w:t>2026-01-13</w:t>
       <w:br/>
       <w:br/>
     </w:r>

--- a/tillsyn/A 59769-2025 tillsynsbegäran.docx
+++ b/tillsyn/A 59769-2025 tillsynsbegäran.docx
@@ -338,7 +338,7 @@
     <w:r>
       <w:tab/>
       <w:tab/>
-      <w:t>2026-01-13</w:t>
+      <w:t>2026-01-14</w:t>
       <w:br/>
       <w:br/>
     </w:r>

--- a/tillsyn/A 59769-2025 tillsynsbegäran.docx
+++ b/tillsyn/A 59769-2025 tillsynsbegäran.docx
@@ -338,7 +338,7 @@
     <w:r>
       <w:tab/>
       <w:tab/>
-      <w:t>2026-01-14</w:t>
+      <w:t>2026-01-15</w:t>
       <w:br/>
       <w:br/>
     </w:r>

--- a/tillsyn/A 59769-2025 tillsynsbegäran.docx
+++ b/tillsyn/A 59769-2025 tillsynsbegäran.docx
@@ -338,7 +338,7 @@
     <w:r>
       <w:tab/>
       <w:tab/>
-      <w:t>2026-01-15</w:t>
+      <w:t>2026-01-16</w:t>
       <w:br/>
       <w:br/>
     </w:r>

--- a/tillsyn/A 59769-2025 tillsynsbegäran.docx
+++ b/tillsyn/A 59769-2025 tillsynsbegäran.docx
@@ -338,7 +338,7 @@
     <w:r>
       <w:tab/>
       <w:tab/>
-      <w:t>2026-01-16</w:t>
+      <w:t>2026-01-17</w:t>
       <w:br/>
       <w:br/>
     </w:r>

--- a/tillsyn/A 59769-2025 tillsynsbegäran.docx
+++ b/tillsyn/A 59769-2025 tillsynsbegäran.docx
@@ -338,7 +338,7 @@
     <w:r>
       <w:tab/>
       <w:tab/>
-      <w:t>2026-01-17</w:t>
+      <w:t>2026-01-18</w:t>
       <w:br/>
       <w:br/>
     </w:r>

--- a/tillsyn/A 59769-2025 tillsynsbegäran.docx
+++ b/tillsyn/A 59769-2025 tillsynsbegäran.docx
@@ -338,7 +338,7 @@
     <w:r>
       <w:tab/>
       <w:tab/>
-      <w:t>2026-01-18</w:t>
+      <w:t>2026-01-19</w:t>
       <w:br/>
       <w:br/>
     </w:r>

--- a/tillsyn/A 59769-2025 tillsynsbegäran.docx
+++ b/tillsyn/A 59769-2025 tillsynsbegäran.docx
@@ -338,7 +338,7 @@
     <w:r>
       <w:tab/>
       <w:tab/>
-      <w:t>2026-01-19</w:t>
+      <w:t>2026-01-20</w:t>
       <w:br/>
       <w:br/>
     </w:r>

--- a/tillsyn/A 59769-2025 tillsynsbegäran.docx
+++ b/tillsyn/A 59769-2025 tillsynsbegäran.docx
@@ -338,7 +338,7 @@
     <w:r>
       <w:tab/>
       <w:tab/>
-      <w:t>2026-01-20</w:t>
+      <w:t>2026-01-21</w:t>
       <w:br/>
       <w:br/>
     </w:r>

--- a/tillsyn/A 59769-2025 tillsynsbegäran.docx
+++ b/tillsyn/A 59769-2025 tillsynsbegäran.docx
@@ -338,7 +338,7 @@
     <w:r>
       <w:tab/>
       <w:tab/>
-      <w:t>2026-01-21</w:t>
+      <w:t>2026-01-23</w:t>
       <w:br/>
       <w:br/>
     </w:r>

--- a/tillsyn/A 59769-2025 tillsynsbegäran.docx
+++ b/tillsyn/A 59769-2025 tillsynsbegäran.docx
@@ -338,7 +338,7 @@
     <w:r>
       <w:tab/>
       <w:tab/>
-      <w:t>2026-01-23</w:t>
+      <w:t>2026-01-24</w:t>
       <w:br/>
       <w:br/>
     </w:r>

--- a/tillsyn/A 59769-2025 tillsynsbegäran.docx
+++ b/tillsyn/A 59769-2025 tillsynsbegäran.docx
@@ -338,7 +338,7 @@
     <w:r>
       <w:tab/>
       <w:tab/>
-      <w:t>2026-01-24</w:t>
+      <w:t>2026-01-25</w:t>
       <w:br/>
       <w:br/>
     </w:r>

--- a/tillsyn/A 59769-2025 tillsynsbegäran.docx
+++ b/tillsyn/A 59769-2025 tillsynsbegäran.docx
@@ -338,7 +338,7 @@
     <w:r>
       <w:tab/>
       <w:tab/>
-      <w:t>2026-01-25</w:t>
+      <w:t>2026-01-26</w:t>
       <w:br/>
       <w:br/>
     </w:r>

--- a/tillsyn/A 59769-2025 tillsynsbegäran.docx
+++ b/tillsyn/A 59769-2025 tillsynsbegäran.docx
@@ -338,7 +338,7 @@
     <w:r>
       <w:tab/>
       <w:tab/>
-      <w:t>2026-01-26</w:t>
+      <w:t>2026-01-27</w:t>
       <w:br/>
       <w:br/>
     </w:r>

--- a/tillsyn/A 59769-2025 tillsynsbegäran.docx
+++ b/tillsyn/A 59769-2025 tillsynsbegäran.docx
@@ -338,7 +338,7 @@
     <w:r>
       <w:tab/>
       <w:tab/>
-      <w:t>2026-01-27</w:t>
+      <w:t>2026-01-28</w:t>
       <w:br/>
       <w:br/>
     </w:r>

--- a/tillsyn/A 59769-2025 tillsynsbegäran.docx
+++ b/tillsyn/A 59769-2025 tillsynsbegäran.docx
@@ -125,7 +125,16 @@
         <w:t>Entita (NT, §4)</w:t>
       </w:r>
       <w:r>
-        <w:t>, rödlistad som nära hotad och prioriterad art i Skogsvårdslagen, har häckningsrevir i anmälan. Minskningstakten innevarande 10-årsperiod beräknas till 20 (10–30) %. Entitan är ortstrogen och reviret är i genomsnitt omkring 5 hektar, ibland uppåt 20 hektar stort. Entitan är en utpräglad lövskogsfågel som föredrar flerskiktade, gärna högvuxna skogar med inslag av äldre träd och välutvecklat buskskikt. Även alkärr med videsnår hör till de miljöer som utnyttjas. Arten häckar ofta i skogar som är svagt eller inte alls påverkade av skogsbruk, ofta rör det sig om värdekärnor med höga naturvärden. Entitan missgynnas av konventionellt skogsbruk och dess ortstrohet och dåliga spridningsförmåga gör den känslig för fragmentering (Skogsstyrelsen, 2016, SLU Artdatabanken, 2021).</w:t>
+        <w:t xml:space="preserve">, rödlistad som nära hotad och prioriterad art i Skogsvårdslagen, har häckningsrevir i anmälan. Minskningstakten innevarande 10-årsperiod beräknas till 20 (10–30) %. Entitan är ortstrogen och reviret är i genomsnitt omkring 5 hektar, ibland uppåt 20 hektar stort. Entitan är en utpräglad lövskogsfågel som föredrar flerskiktade, gärna högvuxna skogar med inslag av äldre träd och välutvecklat buskskikt. Även alkärr med videsnår hör till de miljöer som utnyttjas. Arten häckar ofta i skogar som är svagt eller inte alls påverkade av skogsbruk, ofta rör det sig om värdekärnor med höga naturvärden. Entitan missgynnas av konventionellt skogsbruk och dess ortstrohet och dåliga spridningsförmåga gör den känslig för fragmentering. Entita är typisk art för </w:t>
+      </w:r>
+      <w:r>
+        <w:rPr>
+          <w:i/>
+        </w:rPr>
+        <w:t>9080 Lövsumpskog</w:t>
+      </w:r>
+      <w:r>
+        <w:t xml:space="preserve"> (Skogsstyrelsen, 2016, SLU Artdatabanken, 2021).</w:t>
       </w:r>
     </w:p>
     <w:p>
@@ -156,7 +165,16 @@
     </w:p>
     <w:p>
       <w:r>
-        <w:t>Entita (NT, §4) är rödlistad som nära hotad, fridlyst och prioriterad art enligt Skogsvårdslagen. Den omfattas av EU:s fågeldirektiv. Minskningstakten har uppgått till 20 (10–30) % under de senaste 10 åren och bedöms vara nära gränsvärdet för Sårbar (VU). (A2b) (SLU Artdatabanken, 2021).</w:t>
+        <w:t xml:space="preserve">Entita (NT, §4) är rödlistad som nära hotad, fridlyst och prioriterad art enligt Skogsvårdslagen. Den omfattas av EU:s fågeldirektiv och är typisk art för </w:t>
+      </w:r>
+      <w:r>
+        <w:rPr>
+          <w:i/>
+        </w:rPr>
+        <w:t>9080 Lövsumpskog</w:t>
+      </w:r>
+      <w:r>
+        <w:t>. Minskningstakten har uppgått till 20 (10–30) % under de senaste 10 åren och bedöms vara nära gränsvärdet för Sårbar (VU). (A2b) (SLU Artdatabanken, 2021).</w:t>
       </w:r>
     </w:p>
     <w:p>
@@ -338,7 +356,7 @@
     <w:r>
       <w:tab/>
       <w:tab/>
-      <w:t>2026-01-28</w:t>
+      <w:t>2026-01-29</w:t>
       <w:br/>
       <w:br/>
     </w:r>

--- a/tillsyn/A 59769-2025 tillsynsbegäran.docx
+++ b/tillsyn/A 59769-2025 tillsynsbegäran.docx
@@ -356,7 +356,7 @@
     <w:r>
       <w:tab/>
       <w:tab/>
-      <w:t>2026-01-29</w:t>
+      <w:t>2026-01-30</w:t>
       <w:br/>
       <w:br/>
     </w:r>

--- a/tillsyn/A 59769-2025 tillsynsbegäran.docx
+++ b/tillsyn/A 59769-2025 tillsynsbegäran.docx
@@ -356,7 +356,7 @@
     <w:r>
       <w:tab/>
       <w:tab/>
-      <w:t>2026-01-30</w:t>
+      <w:t>2026-01-31</w:t>
       <w:br/>
       <w:br/>
     </w:r>

--- a/tillsyn/A 59769-2025 tillsynsbegäran.docx
+++ b/tillsyn/A 59769-2025 tillsynsbegäran.docx
@@ -356,7 +356,7 @@
     <w:r>
       <w:tab/>
       <w:tab/>
-      <w:t>2026-03-01</w:t>
+      <w:t>2026-03-02</w:t>
       <w:br/>
       <w:br/>
     </w:r>

--- a/tillsyn/A 59769-2025 tillsynsbegäran.docx
+++ b/tillsyn/A 59769-2025 tillsynsbegäran.docx
@@ -356,7 +356,7 @@
     <w:r>
       <w:tab/>
       <w:tab/>
-      <w:t>2026-03-02</w:t>
+      <w:t>2026-03-03</w:t>
       <w:br/>
       <w:br/>
     </w:r>

--- a/tillsyn/A 59769-2025 tillsynsbegäran.docx
+++ b/tillsyn/A 59769-2025 tillsynsbegäran.docx
@@ -356,7 +356,7 @@
     <w:r>
       <w:tab/>
       <w:tab/>
-      <w:t>2026-03-03</w:t>
+      <w:t>2026-03-04</w:t>
       <w:br/>
       <w:br/>
     </w:r>

--- a/tillsyn/A 59769-2025 tillsynsbegäran.docx
+++ b/tillsyn/A 59769-2025 tillsynsbegäran.docx
@@ -356,7 +356,7 @@
     <w:r>
       <w:tab/>
       <w:tab/>
-      <w:t>2026-03-04</w:t>
+      <w:t>2026-03-05</w:t>
       <w:br/>
       <w:br/>
     </w:r>

--- a/tillsyn/A 59769-2025 tillsynsbegäran.docx
+++ b/tillsyn/A 59769-2025 tillsynsbegäran.docx
@@ -356,7 +356,7 @@
     <w:r>
       <w:tab/>
       <w:tab/>
-      <w:t>2026-03-05</w:t>
+      <w:t>2026-03-06</w:t>
       <w:br/>
       <w:br/>
     </w:r>

--- a/tillsyn/A 59769-2025 tillsynsbegäran.docx
+++ b/tillsyn/A 59769-2025 tillsynsbegäran.docx
@@ -356,7 +356,7 @@
     <w:r>
       <w:tab/>
       <w:tab/>
-      <w:t>2026-03-06</w:t>
+      <w:t>2026-03-07</w:t>
       <w:br/>
       <w:br/>
     </w:r>

--- a/tillsyn/A 59769-2025 tillsynsbegäran.docx
+++ b/tillsyn/A 59769-2025 tillsynsbegäran.docx
@@ -356,7 +356,7 @@
     <w:r>
       <w:tab/>
       <w:tab/>
-      <w:t>2026-03-07</w:t>
+      <w:t>2026-03-08</w:t>
       <w:br/>
       <w:br/>
     </w:r>

--- a/tillsyn/A 59769-2025 tillsynsbegäran.docx
+++ b/tillsyn/A 59769-2025 tillsynsbegäran.docx
@@ -356,7 +356,7 @@
     <w:r>
       <w:tab/>
       <w:tab/>
-      <w:t>2026-03-08</w:t>
+      <w:t>2026-03-09</w:t>
       <w:br/>
       <w:br/>
     </w:r>

--- a/tillsyn/A 59769-2025 tillsynsbegäran.docx
+++ b/tillsyn/A 59769-2025 tillsynsbegäran.docx
@@ -356,7 +356,7 @@
     <w:r>
       <w:tab/>
       <w:tab/>
-      <w:t>2026-03-09</w:t>
+      <w:t>2026-03-10</w:t>
       <w:br/>
       <w:br/>
     </w:r>

--- a/tillsyn/A 59769-2025 tillsynsbegäran.docx
+++ b/tillsyn/A 59769-2025 tillsynsbegäran.docx
@@ -125,7 +125,7 @@
         <w:t>Entita (NT, §4)</w:t>
       </w:r>
       <w:r>
-        <w:t xml:space="preserve">, rödlistad som nära hotad och prioriterad art i Skogsvårdslagen, har häckningsrevir i anmälan. Minskningstakten innevarande 10-årsperiod beräknas till 20 (10–30) %. Entitan är ortstrogen och reviret är i genomsnitt omkring 5 hektar, ibland uppåt 20 hektar stort. Entitan är en utpräglad lövskogsfågel som föredrar flerskiktade, gärna högvuxna skogar med inslag av äldre träd och välutvecklat buskskikt. Även alkärr med videsnår hör till de miljöer som utnyttjas. Arten häckar ofta i skogar som är svagt eller inte alls påverkade av skogsbruk, ofta rör det sig om värdekärnor med höga naturvärden. Entitan missgynnas av konventionellt skogsbruk och dess ortstrohet och dåliga spridningsförmåga gör den känslig för fragmentering. Entita är typisk art för </w:t>
+        <w:t xml:space="preserve">, rödlistad som nära hotad och prioriterad art i Skogsvårdslagen, har häckningsrevir i anmälan. Minskningstakten innevarande 10-årsperiod beräknas till 20 (10–30) % och bedöms vara nära gränsvärdet för Sårbar (VU). Entitan är ortstrogen och reviret är i genomsnitt omkring 5 hektar, ibland uppåt 20 hektar stort. Entitan är en utpräglad lövskogsfågel som föredrar flerskiktade, gärna högvuxna skogar med inslag av äldre träd och välutvecklat buskskikt. Även alkärr med videsnår hör till de miljöer som utnyttjas. Arten häckar ofta i skogar som är svagt eller inte alls påverkade av skogsbruk, ofta rör det sig om värdekärnor med höga naturvärden. Entitan missgynnas av konventionellt skogsbruk och dess ortstrohet och dåliga spridningsförmåga gör den känslig för fragmentering. Entita är typisk art för </w:t>
       </w:r>
       <w:r>
         <w:rPr>
@@ -356,7 +356,7 @@
     <w:r>
       <w:tab/>
       <w:tab/>
-      <w:t>2026-03-10</w:t>
+      <w:t>2026-03-11</w:t>
       <w:br/>
       <w:br/>
     </w:r>

--- a/tillsyn/A 59769-2025 tillsynsbegäran.docx
+++ b/tillsyn/A 59769-2025 tillsynsbegäran.docx
@@ -356,7 +356,7 @@
     <w:r>
       <w:tab/>
       <w:tab/>
-      <w:t>2026-03-11</w:t>
+      <w:t>2026-03-12</w:t>
       <w:br/>
       <w:br/>
     </w:r>

--- a/tillsyn/A 59769-2025 tillsynsbegäran.docx
+++ b/tillsyn/A 59769-2025 tillsynsbegäran.docx
@@ -356,7 +356,7 @@
     <w:r>
       <w:tab/>
       <w:tab/>
-      <w:t>2026-03-12</w:t>
+      <w:t>2026-03-13</w:t>
       <w:br/>
       <w:br/>
     </w:r>

--- a/tillsyn/A 59769-2025 tillsynsbegäran.docx
+++ b/tillsyn/A 59769-2025 tillsynsbegäran.docx
@@ -356,7 +356,7 @@
     <w:r>
       <w:tab/>
       <w:tab/>
-      <w:t>2026-04-14</w:t>
+      <w:t>2026-04-15</w:t>
       <w:br/>
       <w:br/>
     </w:r>

--- a/tillsyn/A 59769-2025 tillsynsbegäran.docx
+++ b/tillsyn/A 59769-2025 tillsynsbegäran.docx
@@ -356,7 +356,7 @@
     <w:r>
       <w:tab/>
       <w:tab/>
-      <w:t>2026-04-15</w:t>
+      <w:t>2026-04-16</w:t>
       <w:br/>
       <w:br/>
     </w:r>

--- a/tillsyn/A 59769-2025 tillsynsbegäran.docx
+++ b/tillsyn/A 59769-2025 tillsynsbegäran.docx
@@ -356,7 +356,7 @@
     <w:r>
       <w:tab/>
       <w:tab/>
-      <w:t>2026-04-16</w:t>
+      <w:t>2026-04-17</w:t>
       <w:br/>
       <w:br/>
     </w:r>

--- a/tillsyn/A 59769-2025 tillsynsbegäran.docx
+++ b/tillsyn/A 59769-2025 tillsynsbegäran.docx
@@ -356,7 +356,7 @@
     <w:r>
       <w:tab/>
       <w:tab/>
-      <w:t>2026-04-17</w:t>
+      <w:t>2026-04-18</w:t>
       <w:br/>
       <w:br/>
     </w:r>

--- a/tillsyn/A 59769-2025 tillsynsbegäran.docx
+++ b/tillsyn/A 59769-2025 tillsynsbegäran.docx
@@ -356,7 +356,7 @@
     <w:r>
       <w:tab/>
       <w:tab/>
-      <w:t>2026-04-18</w:t>
+      <w:t>2026-04-19</w:t>
       <w:br/>
       <w:br/>
     </w:r>

--- a/tillsyn/A 59769-2025 tillsynsbegäran.docx
+++ b/tillsyn/A 59769-2025 tillsynsbegäran.docx
@@ -356,7 +356,7 @@
     <w:r>
       <w:tab/>
       <w:tab/>
-      <w:t>2026-04-19</w:t>
+      <w:t>2026-04-20</w:t>
       <w:br/>
       <w:br/>
     </w:r>

--- a/tillsyn/A 59769-2025 tillsynsbegäran.docx
+++ b/tillsyn/A 59769-2025 tillsynsbegäran.docx
@@ -356,7 +356,7 @@
     <w:r>
       <w:tab/>
       <w:tab/>
-      <w:t>2026-04-20</w:t>
+      <w:t>2026-04-21</w:t>
       <w:br/>
       <w:br/>
     </w:r>

--- a/tillsyn/A 59769-2025 tillsynsbegäran.docx
+++ b/tillsyn/A 59769-2025 tillsynsbegäran.docx
@@ -356,7 +356,7 @@
     <w:r>
       <w:tab/>
       <w:tab/>
-      <w:t>2026-04-21</w:t>
+      <w:t>2026-04-22</w:t>
       <w:br/>
       <w:br/>
     </w:r>

--- a/tillsyn/A 59769-2025 tillsynsbegäran.docx
+++ b/tillsyn/A 59769-2025 tillsynsbegäran.docx
@@ -356,7 +356,7 @@
     <w:r>
       <w:tab/>
       <w:tab/>
-      <w:t>2026-04-22</w:t>
+      <w:t>2026-04-23</w:t>
       <w:br/>
       <w:br/>
     </w:r>

--- a/tillsyn/A 59769-2025 tillsynsbegäran.docx
+++ b/tillsyn/A 59769-2025 tillsynsbegäran.docx
@@ -356,7 +356,7 @@
     <w:r>
       <w:tab/>
       <w:tab/>
-      <w:t>2026-04-23</w:t>
+      <w:t>2026-04-24</w:t>
       <w:br/>
       <w:br/>
     </w:r>

--- a/tillsyn/A 59769-2025 tillsynsbegäran.docx
+++ b/tillsyn/A 59769-2025 tillsynsbegäran.docx
@@ -356,7 +356,7 @@
     <w:r>
       <w:tab/>
       <w:tab/>
-      <w:t>2026-04-24</w:t>
+      <w:t>2026-04-25</w:t>
       <w:br/>
       <w:br/>
     </w:r>

--- a/tillsyn/A 59769-2025 tillsynsbegäran.docx
+++ b/tillsyn/A 59769-2025 tillsynsbegäran.docx
@@ -356,7 +356,7 @@
     <w:r>
       <w:tab/>
       <w:tab/>
-      <w:t>2026-04-25</w:t>
+      <w:t>2026-04-26</w:t>
       <w:br/>
       <w:br/>
     </w:r>

--- a/tillsyn/A 59769-2025 tillsynsbegäran.docx
+++ b/tillsyn/A 59769-2025 tillsynsbegäran.docx
@@ -356,7 +356,7 @@
     <w:r>
       <w:tab/>
       <w:tab/>
-      <w:t>2026-04-26</w:t>
+      <w:t>2026-04-27</w:t>
       <w:br/>
       <w:br/>
     </w:r>

--- a/tillsyn/A 59769-2025 tillsynsbegäran.docx
+++ b/tillsyn/A 59769-2025 tillsynsbegäran.docx
@@ -356,7 +356,7 @@
     <w:r>
       <w:tab/>
       <w:tab/>
-      <w:t>2026-04-27</w:t>
+      <w:t>2026-04-28</w:t>
       <w:br/>
       <w:br/>
     </w:r>

--- a/tillsyn/A 59769-2025 tillsynsbegäran.docx
+++ b/tillsyn/A 59769-2025 tillsynsbegäran.docx
@@ -356,7 +356,7 @@
     <w:r>
       <w:tab/>
       <w:tab/>
-      <w:t>2026-04-28</w:t>
+      <w:t>2026-04-29</w:t>
       <w:br/>
       <w:br/>
     </w:r>

--- a/tillsyn/A 59769-2025 tillsynsbegäran.docx
+++ b/tillsyn/A 59769-2025 tillsynsbegäran.docx
@@ -356,7 +356,7 @@
     <w:r>
       <w:tab/>
       <w:tab/>
-      <w:t>2026-04-29</w:t>
+      <w:t>2026-04-30</w:t>
       <w:br/>
       <w:br/>
     </w:r>

--- a/tillsyn/A 59769-2025 tillsynsbegäran.docx
+++ b/tillsyn/A 59769-2025 tillsynsbegäran.docx
@@ -356,7 +356,7 @@
     <w:r>
       <w:tab/>
       <w:tab/>
-      <w:t>2026-04-30</w:t>
+      <w:t>2026-05-01</w:t>
       <w:br/>
       <w:br/>
     </w:r>

--- a/tillsyn/A 59769-2025 tillsynsbegäran.docx
+++ b/tillsyn/A 59769-2025 tillsynsbegäran.docx
@@ -356,7 +356,7 @@
     <w:r>
       <w:tab/>
       <w:tab/>
-      <w:t>2026-05-01</w:t>
+      <w:t>2026-05-02</w:t>
       <w:br/>
       <w:br/>
     </w:r>

--- a/tillsyn/A 59769-2025 tillsynsbegäran.docx
+++ b/tillsyn/A 59769-2025 tillsynsbegäran.docx
@@ -356,7 +356,7 @@
     <w:r>
       <w:tab/>
       <w:tab/>
-      <w:t>2026-05-02</w:t>
+      <w:t>2026-05-03</w:t>
       <w:br/>
       <w:br/>
     </w:r>

--- a/tillsyn/A 59769-2025 tillsynsbegäran.docx
+++ b/tillsyn/A 59769-2025 tillsynsbegäran.docx
@@ -355,7 +355,7 @@
     <w:r>
       <w:tab/>
       <w:tab/>
-      <w:t>2026-07-13</w:t>
+      <w:t>2026-07-14</w:t>
       <w:br/>
       <w:br/>
     </w:r>

--- a/tillsyn/A 59769-2025 tillsynsbegäran.docx
+++ b/tillsyn/A 59769-2025 tillsynsbegäran.docx
@@ -355,7 +355,7 @@
     <w:r>
       <w:tab/>
       <w:tab/>
-      <w:t>2026-07-14</w:t>
+      <w:t>2026-07-15</w:t>
       <w:br/>
       <w:br/>
     </w:r>

--- a/tillsyn/A 59769-2025 tillsynsbegäran.docx
+++ b/tillsyn/A 59769-2025 tillsynsbegäran.docx
@@ -355,7 +355,7 @@
     <w:r>
       <w:tab/>
       <w:tab/>
-      <w:t>2026-07-15</w:t>
+      <w:t>2026-07-16</w:t>
       <w:br/>
       <w:br/>
     </w:r>

--- a/tillsyn/A 59769-2025 tillsynsbegäran.docx
+++ b/tillsyn/A 59769-2025 tillsynsbegäran.docx
@@ -355,7 +355,7 @@
     <w:r>
       <w:tab/>
       <w:tab/>
-      <w:t>2026-07-16</w:t>
+      <w:t>2026-07-17</w:t>
       <w:br/>
       <w:br/>
     </w:r>

--- a/tillsyn/A 59769-2025 tillsynsbegäran.docx
+++ b/tillsyn/A 59769-2025 tillsynsbegäran.docx
@@ -355,7 +355,7 @@
     <w:r>
       <w:tab/>
       <w:tab/>
-      <w:t>2026-07-17</w:t>
+      <w:t>2026-07-18</w:t>
       <w:br/>
       <w:br/>
     </w:r>

--- a/tillsyn/A 59769-2025 tillsynsbegäran.docx
+++ b/tillsyn/A 59769-2025 tillsynsbegäran.docx
@@ -355,7 +355,7 @@
     <w:r>
       <w:tab/>
       <w:tab/>
-      <w:t>2026-07-18</w:t>
+      <w:t>2026-07-19</w:t>
       <w:br/>
       <w:br/>
     </w:r>

--- a/tillsyn/A 59769-2025 tillsynsbegäran.docx
+++ b/tillsyn/A 59769-2025 tillsynsbegäran.docx
@@ -355,7 +355,7 @@
     <w:r>
       <w:tab/>
       <w:tab/>
-      <w:t>2026-07-19</w:t>
+      <w:t>2026-07-20</w:t>
       <w:br/>
       <w:br/>
     </w:r>

--- a/tillsyn/A 59769-2025 tillsynsbegäran.docx
+++ b/tillsyn/A 59769-2025 tillsynsbegäran.docx
@@ -355,7 +355,7 @@
     <w:r>
       <w:tab/>
       <w:tab/>
-      <w:t>2026-07-20</w:t>
+      <w:t>2026-07-21</w:t>
       <w:br/>
       <w:br/>
     </w:r>

--- a/tillsyn/A 59769-2025 tillsynsbegäran.docx
+++ b/tillsyn/A 59769-2025 tillsynsbegäran.docx
@@ -355,7 +355,7 @@
     <w:r>
       <w:tab/>
       <w:tab/>
-      <w:t>2026-07-21</w:t>
+      <w:t>2026-07-22</w:t>
       <w:br/>
       <w:br/>
     </w:r>

--- a/tillsyn/A 59769-2025 tillsynsbegäran.docx
+++ b/tillsyn/A 59769-2025 tillsynsbegäran.docx
@@ -355,7 +355,7 @@
     <w:r>
       <w:tab/>
       <w:tab/>
-      <w:t>2026-07-22</w:t>
+      <w:t>2026-07-23</w:t>
       <w:br/>
       <w:br/>
     </w:r>

--- a/tillsyn/A 59769-2025 tillsynsbegäran.docx
+++ b/tillsyn/A 59769-2025 tillsynsbegäran.docx
@@ -355,7 +355,7 @@
     <w:r>
       <w:tab/>
       <w:tab/>
-      <w:t>2026-07-23</w:t>
+      <w:t>2026-07-24</w:t>
       <w:br/>
       <w:br/>
     </w:r>

--- a/tillsyn/A 59769-2025 tillsynsbegäran.docx
+++ b/tillsyn/A 59769-2025 tillsynsbegäran.docx
@@ -355,7 +355,7 @@
     <w:r>
       <w:tab/>
       <w:tab/>
-      <w:t>2026-07-24</w:t>
+      <w:t>2026-07-25</w:t>
       <w:br/>
       <w:br/>
     </w:r>

--- a/tillsyn/A 59769-2025 tillsynsbegäran.docx
+++ b/tillsyn/A 59769-2025 tillsynsbegäran.docx
@@ -355,7 +355,7 @@
     <w:r>
       <w:tab/>
       <w:tab/>
-      <w:t>2026-07-25</w:t>
+      <w:t>2026-07-26</w:t>
       <w:br/>
       <w:br/>
     </w:r>

--- a/tillsyn/A 59769-2025 tillsynsbegäran.docx
+++ b/tillsyn/A 59769-2025 tillsynsbegäran.docx
@@ -355,7 +355,7 @@
     <w:r>
       <w:tab/>
       <w:tab/>
-      <w:t>2026-07-26</w:t>
+      <w:t>2026-07-27</w:t>
       <w:br/>
       <w:br/>
     </w:r>

--- a/tillsyn/A 59769-2025 tillsynsbegäran.docx
+++ b/tillsyn/A 59769-2025 tillsynsbegäran.docx
@@ -355,7 +355,7 @@
     <w:r>
       <w:tab/>
       <w:tab/>
-      <w:t>2026-07-27</w:t>
+      <w:t>2026-07-28</w:t>
       <w:br/>
       <w:br/>
     </w:r>

--- a/tillsyn/A 59769-2025 tillsynsbegäran.docx
+++ b/tillsyn/A 59769-2025 tillsynsbegäran.docx
@@ -355,7 +355,7 @@
     <w:r>
       <w:tab/>
       <w:tab/>
-      <w:t>2026-07-28</w:t>
+      <w:t>2026-07-29</w:t>
       <w:br/>
       <w:br/>
     </w:r>

--- a/tillsyn/A 59769-2025 tillsynsbegäran.docx
+++ b/tillsyn/A 59769-2025 tillsynsbegäran.docx
@@ -355,7 +355,7 @@
     <w:r>
       <w:tab/>
       <w:tab/>
-      <w:t>2026-07-29</w:t>
+      <w:t>2026-07-30</w:t>
       <w:br/>
       <w:br/>
     </w:r>

--- a/tillsyn/A 59769-2025 tillsynsbegäran.docx
+++ b/tillsyn/A 59769-2025 tillsynsbegäran.docx
@@ -355,7 +355,7 @@
     <w:r>
       <w:tab/>
       <w:tab/>
-      <w:t>2026-07-30</w:t>
+      <w:t>2026-07-31</w:t>
       <w:br/>
       <w:br/>
     </w:r>

--- a/tillsyn/A 59769-2025 tillsynsbegäran.docx
+++ b/tillsyn/A 59769-2025 tillsynsbegäran.docx
@@ -355,7 +355,7 @@
     <w:r>
       <w:tab/>
       <w:tab/>
-      <w:t>2026-07-31</w:t>
+      <w:t>2026-08-01</w:t>
       <w:br/>
       <w:br/>
     </w:r>

--- a/tillsyn/A 59769-2025 tillsynsbegäran.docx
+++ b/tillsyn/A 59769-2025 tillsynsbegäran.docx
@@ -355,7 +355,7 @@
     <w:r>
       <w:tab/>
       <w:tab/>
-      <w:t>2026-08-01</w:t>
+      <w:t>2026-08-02</w:t>
       <w:br/>
       <w:br/>
     </w:r>

--- a/tillsyn/A 59769-2025 tillsynsbegäran.docx
+++ b/tillsyn/A 59769-2025 tillsynsbegäran.docx
@@ -355,7 +355,7 @@
     <w:r>
       <w:tab/>
       <w:tab/>
-      <w:t>2026-08-02</w:t>
+      <w:t>2026-08-03</w:t>
       <w:br/>
       <w:br/>
     </w:r>

--- a/tillsyn/A 59769-2025 tillsynsbegäran.docx
+++ b/tillsyn/A 59769-2025 tillsynsbegäran.docx
@@ -355,7 +355,7 @@
     <w:r>
       <w:tab/>
       <w:tab/>
-      <w:t>2026-08-03</w:t>
+      <w:t>2026-08-05</w:t>
       <w:br/>
       <w:br/>
     </w:r>

--- a/tillsyn/A 59769-2025 tillsynsbegäran.docx
+++ b/tillsyn/A 59769-2025 tillsynsbegäran.docx
@@ -355,7 +355,7 @@
     <w:r>
       <w:tab/>
       <w:tab/>
-      <w:t>2026-08-05</w:t>
+      <w:t>2026-08-07</w:t>
       <w:br/>
       <w:br/>
     </w:r>

--- a/tillsyn/A 59769-2025 tillsynsbegäran.docx
+++ b/tillsyn/A 59769-2025 tillsynsbegäran.docx
@@ -355,7 +355,7 @@
     <w:r>
       <w:tab/>
       <w:tab/>
-      <w:t>2026-08-07</w:t>
+      <w:t>2026-08-08</w:t>
       <w:br/>
       <w:br/>
     </w:r>

--- a/tillsyn/A 59769-2025 tillsynsbegäran.docx
+++ b/tillsyn/A 59769-2025 tillsynsbegäran.docx
@@ -60,7 +60,7 @@
         <w:spacing w:after="240"/>
       </w:pPr>
       <w:r>
-        <w:t>Figur 1. Fyndplatser för naturvårdsarter i avverkningsanmälan. Markörer utan svart kant är placerade på fyndplatsen. Markörer med svart kant är placerade vid sidan av fyndplatsen har ett svart streck som visar fyndplatsens exakta position. Kartans mittpunktskoordinat är N 6215223, E 399836 i SWEREF 99 TM.</w:t>
+        <w:t>Figur 1. Fyndplatser för naturvårdsarter i avverkningsanmälan. Markörer utan svart kant är placerade på fyndplatsen. Markörer med svart kant är placerade vid sidan av fyndplatsen och har ett svart streck som visar fyndplatsens exakta position. Kartans mittpunktskoordinat är N 6215223, E 399836 i SWEREF 99 TM.</w:t>
       </w:r>
     </w:p>
     <w:p>
@@ -355,7 +355,7 @@
     <w:r>
       <w:tab/>
       <w:tab/>
-      <w:t>2026-08-14</w:t>
+      <w:t>2026-08-15</w:t>
       <w:br/>
       <w:br/>
     </w:r>

--- a/tillsyn/A 59769-2025 tillsynsbegäran.docx
+++ b/tillsyn/A 59769-2025 tillsynsbegäran.docx
@@ -355,7 +355,7 @@
     <w:r>
       <w:tab/>
       <w:tab/>
-      <w:t>2026-08-15</w:t>
+      <w:t>2026-08-16</w:t>
       <w:br/>
       <w:br/>
     </w:r>

--- a/tillsyn/A 59769-2025 tillsynsbegäran.docx
+++ b/tillsyn/A 59769-2025 tillsynsbegäran.docx
@@ -355,7 +355,7 @@
     <w:r>
       <w:tab/>
       <w:tab/>
-      <w:t>2026-08-16</w:t>
+      <w:t>2026-08-17</w:t>
       <w:br/>
       <w:br/>
     </w:r>

--- a/tillsyn/A 59769-2025 tillsynsbegäran.docx
+++ b/tillsyn/A 59769-2025 tillsynsbegäran.docx
@@ -355,7 +355,7 @@
     <w:r>
       <w:tab/>
       <w:tab/>
-      <w:t>2026-08-17</w:t>
+      <w:t>2026-08-18</w:t>
       <w:br/>
       <w:br/>
     </w:r>

--- a/tillsyn/A 59769-2025 tillsynsbegäran.docx
+++ b/tillsyn/A 59769-2025 tillsynsbegäran.docx
@@ -355,7 +355,7 @@
     <w:r>
       <w:tab/>
       <w:tab/>
-      <w:t>2026-08-18</w:t>
+      <w:t>2026-08-19</w:t>
       <w:br/>
       <w:br/>
     </w:r>

--- a/tillsyn/A 59769-2025 tillsynsbegäran.docx
+++ b/tillsyn/A 59769-2025 tillsynsbegäran.docx
@@ -355,7 +355,7 @@
     <w:r>
       <w:tab/>
       <w:tab/>
-      <w:t>2026-08-19</w:t>
+      <w:t>2026-08-20</w:t>
       <w:br/>
       <w:br/>
     </w:r>

--- a/tillsyn/A 59769-2025 tillsynsbegäran.docx
+++ b/tillsyn/A 59769-2025 tillsynsbegäran.docx
@@ -355,7 +355,7 @@
     <w:r>
       <w:tab/>
       <w:tab/>
-      <w:t>2026-08-20</w:t>
+      <w:t>2026-08-21</w:t>
       <w:br/>
       <w:br/>
     </w:r>

--- a/tillsyn/A 59769-2025 tillsynsbegäran.docx
+++ b/tillsyn/A 59769-2025 tillsynsbegäran.docx
@@ -355,7 +355,7 @@
     <w:r>
       <w:tab/>
       <w:tab/>
-      <w:t>2026-08-21</w:t>
+      <w:t>2026-08-22</w:t>
       <w:br/>
       <w:br/>
     </w:r>

--- a/tillsyn/A 59769-2025 tillsynsbegäran.docx
+++ b/tillsyn/A 59769-2025 tillsynsbegäran.docx
@@ -355,7 +355,7 @@
     <w:r>
       <w:tab/>
       <w:tab/>
-      <w:t>2026-08-22</w:t>
+      <w:t>2026-08-23</w:t>
       <w:br/>
       <w:br/>
     </w:r>

--- a/tillsyn/A 59769-2025 tillsynsbegäran.docx
+++ b/tillsyn/A 59769-2025 tillsynsbegäran.docx
@@ -355,7 +355,7 @@
     <w:r>
       <w:tab/>
       <w:tab/>
-      <w:t>2026-08-23</w:t>
+      <w:t>2026-08-24</w:t>
       <w:br/>
       <w:br/>
     </w:r>

--- a/tillsyn/A 59769-2025 tillsynsbegäran.docx
+++ b/tillsyn/A 59769-2025 tillsynsbegäran.docx
@@ -355,7 +355,7 @@
     <w:r>
       <w:tab/>
       <w:tab/>
-      <w:t>2026-08-24</w:t>
+      <w:t>2026-08-25</w:t>
       <w:br/>
       <w:br/>
     </w:r>

--- a/tillsyn/A 59769-2025 tillsynsbegäran.docx
+++ b/tillsyn/A 59769-2025 tillsynsbegäran.docx
@@ -355,7 +355,7 @@
     <w:r>
       <w:tab/>
       <w:tab/>
-      <w:t>2026-08-25</w:t>
+      <w:t>2026-08-26</w:t>
       <w:br/>
       <w:br/>
     </w:r>

--- a/tillsyn/A 59769-2025 tillsynsbegäran.docx
+++ b/tillsyn/A 59769-2025 tillsynsbegäran.docx
@@ -355,7 +355,7 @@
     <w:r>
       <w:tab/>
       <w:tab/>
-      <w:t>2026-08-26</w:t>
+      <w:t>2026-08-27</w:t>
       <w:br/>
       <w:br/>
     </w:r>

--- a/tillsyn/A 59769-2025 tillsynsbegäran.docx
+++ b/tillsyn/A 59769-2025 tillsynsbegäran.docx
@@ -355,7 +355,7 @@
     <w:r>
       <w:tab/>
       <w:tab/>
-      <w:t>2026-08-27</w:t>
+      <w:t>2026-08-28</w:t>
       <w:br/>
       <w:br/>
     </w:r>

--- a/tillsyn/A 59769-2025 tillsynsbegäran.docx
+++ b/tillsyn/A 59769-2025 tillsynsbegäran.docx
@@ -355,7 +355,7 @@
     <w:r>
       <w:tab/>
       <w:tab/>
-      <w:t>2026-08-28</w:t>
+      <w:t>2026-08-29</w:t>
       <w:br/>
       <w:br/>
     </w:r>

--- a/tillsyn/A 59769-2025 tillsynsbegäran.docx
+++ b/tillsyn/A 59769-2025 tillsynsbegäran.docx
@@ -355,7 +355,7 @@
     <w:r>
       <w:tab/>
       <w:tab/>
-      <w:t>2026-08-29</w:t>
+      <w:t>2026-08-31</w:t>
       <w:br/>
       <w:br/>
     </w:r>

--- a/tillsyn/A 59769-2025 tillsynsbegäran.docx
+++ b/tillsyn/A 59769-2025 tillsynsbegäran.docx
@@ -355,7 +355,7 @@
     <w:r>
       <w:tab/>
       <w:tab/>
-      <w:t>2026-08-31</w:t>
+      <w:t>2026-09-01</w:t>
       <w:br/>
       <w:br/>
     </w:r>

--- a/tillsyn/A 59769-2025 tillsynsbegäran.docx
+++ b/tillsyn/A 59769-2025 tillsynsbegäran.docx
@@ -355,7 +355,7 @@
     <w:r>
       <w:tab/>
       <w:tab/>
-      <w:t>2026-09-01</w:t>
+      <w:t>2026-09-02</w:t>
       <w:br/>
       <w:br/>
     </w:r>

--- a/tillsyn/A 59769-2025 tillsynsbegäran.docx
+++ b/tillsyn/A 59769-2025 tillsynsbegäran.docx
@@ -355,7 +355,7 @@
     <w:r>
       <w:tab/>
       <w:tab/>
-      <w:t>2026-09-02</w:t>
+      <w:t>2026-09-03</w:t>
       <w:br/>
       <w:br/>
     </w:r>

--- a/tillsyn/A 59769-2025 tillsynsbegäran.docx
+++ b/tillsyn/A 59769-2025 tillsynsbegäran.docx
@@ -355,7 +355,7 @@
     <w:r>
       <w:tab/>
       <w:tab/>
-      <w:t>2026-09-03</w:t>
+      <w:t>2026-09-04</w:t>
       <w:br/>
       <w:br/>
     </w:r>

--- a/tillsyn/A 59769-2025 tillsynsbegäran.docx
+++ b/tillsyn/A 59769-2025 tillsynsbegäran.docx
@@ -355,7 +355,7 @@
     <w:r>
       <w:tab/>
       <w:tab/>
-      <w:t>2026-09-04</w:t>
+      <w:t>2026-09-05</w:t>
       <w:br/>
       <w:br/>
     </w:r>
